--- a/word_reports/LP_0289_위치_247_Ralph Tresvant_Stone Cold.docx
+++ b/word_reports/LP_0289_위치_247_Ralph Tresvant_Stone Cold.docx
@@ -4,7 +4,7 @@
   <w:body>
     <w:p>
       <w:pPr>
-        <w:spacing w:after="280"/>
+        <w:spacing w:after="80"/>
       </w:pPr>
       <w:r>
         <w:rPr w:rFonts="맑은 고딕">
@@ -13,94 +13,47 @@
           <w:color w:val="1E3A8A"/>
           <w:sz w:val="30"/>
         </w:rPr>
-        <w:t>[247] Ralph Tresvant - Stone Cold Gentleman</w:t>
+        <w:t>Ralph Tresvant (랄프 트레반트) - Stone Cold Gentleman</w:t>
       </w:r>
     </w:p>
     <w:p>
       <w:pPr>
-        <w:spacing w:after="320"/>
+        <w:spacing w:after="240"/>
       </w:pPr>
       <w:r>
         <w:rPr w:rFonts="맑은 고딕">
           <w:rFonts w:ascii="맑은 고딕" w:hAnsi="맑은 고딕" w:eastAsia="맑은 고딕"/>
           <w:b/>
-          <w:sz w:val="20"/>
+          <w:color w:val="4B5563"/>
+          <w:sz w:val="22"/>
         </w:rPr>
-        <w:t>■ 위치 : 247</w:t>
-        <w:br/>
-      </w:r>
-      <w:r>
-        <w:rPr w:rFonts="맑은 고딕">
-          <w:rFonts w:ascii="맑은 고딕" w:hAnsi="맑은 고딕" w:eastAsia="맑은 고딕"/>
-          <w:b/>
-          <w:sz w:val="20"/>
-        </w:rPr>
-        <w:t>■ 아티스트 : Ralph Tresvant</w:t>
-        <w:br/>
-      </w:r>
-      <w:r>
-        <w:rPr w:rFonts="맑은 고딕">
-          <w:rFonts w:ascii="맑은 고딕" w:hAnsi="맑은 고딕" w:eastAsia="맑은 고딕"/>
-          <w:b/>
-          <w:sz w:val="20"/>
-        </w:rPr>
-        <w:t>■ 앨범명 : Stone Cold Gentleman</w:t>
-        <w:br/>
-      </w:r>
-      <w:r>
-        <w:rPr w:rFonts="맑은 고딕">
-          <w:rFonts w:ascii="맑은 고딕" w:hAnsi="맑은 고딕" w:eastAsia="맑은 고딕"/>
-          <w:b w:val="0"/>
-          <w:sz w:val="20"/>
-        </w:rPr>
-        <w:t>■ 음반 레이블 : MCA Records</w:t>
-        <w:br/>
-      </w:r>
-      <w:r>
-        <w:rPr w:rFonts="맑은 고딕">
-          <w:rFonts w:ascii="맑은 고딕" w:hAnsi="맑은 고딕" w:eastAsia="맑은 고딕"/>
-          <w:b w:val="0"/>
-          <w:sz w:val="20"/>
-        </w:rPr>
-        <w:t>■ 발매년도 : 1990</w:t>
-        <w:br/>
-      </w:r>
-      <w:r>
-        <w:rPr w:rFonts="맑은 고딕">
-          <w:rFonts w:ascii="맑은 고딕" w:hAnsi="맑은 고딕" w:eastAsia="맑은 고딕"/>
-          <w:b w:val="0"/>
-          <w:sz w:val="20"/>
-        </w:rPr>
-        <w:t>■ 장르 : 뉴 잭 스윙 (New Jack Swing), 컨템포러리 R&amp;B (Contemporary R&amp;B)</w:t>
-        <w:br/>
-      </w:r>
-      <w:r>
-        <w:rPr w:rFonts="맑은 고딕">
-          <w:rFonts w:ascii="맑은 고딕" w:hAnsi="맑은 고딕" w:eastAsia="맑은 고딕"/>
-          <w:b w:val="0"/>
-          <w:sz w:val="20"/>
-        </w:rPr>
-        <w:t>■ 주요 수록곡 : 1. Stone Cold Gentleman (Album Version)</w:t>
-        <w:br/>
+        <w:t>위치 :  247</w:t>
       </w:r>
     </w:p>
     <w:p>
       <w:pPr>
-        <w:spacing w:after="160"/>
+        <w:spacing w:line="324" w:lineRule="auto" w:before="80" w:after="160"/>
       </w:pPr>
       <w:r>
         <w:rPr w:rFonts="맑은 고딕">
           <w:rFonts w:ascii="맑은 고딕" w:hAnsi="맑은 고딕" w:eastAsia="맑은 고딕"/>
           <w:b/>
           <w:color w:val="1F2937"/>
-          <w:sz w:val="24"/>
+          <w:sz w:val="22"/>
         </w:rPr>
-        <w:t>■ 음반 해설 및 감상 가이드</w:t>
+        <w:t xml:space="preserve">[음반 소개] </w:t>
+      </w:r>
+      <w:r>
+        <w:rPr w:rFonts="맑은 고딕">
+          <w:rFonts w:ascii="맑은 고딕" w:hAnsi="맑은 고딕" w:eastAsia="맑은 고딕"/>
+          <w:b w:val="0"/>
+          <w:sz w:val="21"/>
+        </w:rPr>
       </w:r>
     </w:p>
     <w:p>
       <w:pPr>
-        <w:spacing w:line="312" w:lineRule="auto" w:after="120"/>
+        <w:spacing w:line="324" w:lineRule="auto" w:after="120"/>
       </w:pPr>
       <w:r>
         <w:rPr w:rFonts="맑은 고딕">
@@ -108,38 +61,516 @@
           <w:b w:val="0"/>
           <w:sz w:val="21"/>
         </w:rPr>
-        <w:t>1980년대를 풍미한 전설적인 R&amp;B 그룹 ‘뉴 에디션(New Edition)’의 메인 보컬리스트 랄프 트레스번트(Ralph Tresvant)는 1990년 자타가 공인하는 명반을 통해 솔로 아티스트로서의 화려한 포문을 열었습니다. 본 음반의 핵심 타이틀이자 상징적인 트랙인 〈Stone Cold Gentleman〉은 당시 흑인 음악 신을 지배하던 ‘뉴 잭 스윙(New Jack Swing)’ 사운드의 정점을 보여주는 걸작으로, 그룹의 그늘을 벗어나 독자적인 음악적 아우라를 완성한 그 역사적 순간을 담아내고 있습니다.</w:t>
+        <w:t>1980년대 보이밴드의 전설 '뉴 에디션(New Edition)'의 중심축이자 영원한 프런트맨인 랄프 트레반트가 독자적인 음악 세계를 활짝 열어젖힌 눈부신 비상의 기록입니다. 당대를 풍미한 뉴 잭 스윙(New Jack Swing)의 약동하는 비트 위에 그 특유의 감미롭고 실키(silky)한 미성을 유려하게 얹어내며 어반 흑인 음악의 세련미를 극한으로 끌어올렸습니다. 거친 거리의 에너지를 도회적인 우아함으로 승화시킨 이 작품은 세월이 흘러도 변치 않는 낭만과 아날로그 그루브의 진수를 격조 높게 증명하고 있습니다.</w:t>
       </w:r>
     </w:p>
     <w:p>
       <w:pPr>
-        <w:spacing w:line="312" w:lineRule="auto" w:after="120"/>
+        <w:spacing w:line="324" w:lineRule="auto" w:before="200" w:after="80"/>
       </w:pPr>
+      <w:r>
+        <w:rPr w:rFonts="맑은 고딕">
+          <w:rFonts w:ascii="맑은 고딕" w:hAnsi="맑은 고딕" w:eastAsia="맑은 고딕"/>
+          <w:b/>
+          <w:color w:val="1E3A8A"/>
+          <w:sz w:val="24"/>
+        </w:rPr>
+        <w:t>1. 음반 데이터</w:t>
+      </w:r>
+    </w:p>
+    <w:p>
+      <w:pPr>
+        <w:spacing w:line="324" w:lineRule="auto" w:after="80"/>
+      </w:pPr>
+      <w:r>
+        <w:rPr w:rFonts="맑은 고딕">
+          <w:rFonts w:ascii="맑은 고딕" w:hAnsi="맑은 고딕" w:eastAsia="맑은 고딕"/>
+          <w:b w:val="0"/>
+          <w:color w:val="6B7280"/>
+          <w:sz w:val="21"/>
+        </w:rPr>
+        <w:t xml:space="preserve">· </w:t>
+      </w:r>
+      <w:r>
+        <w:rPr w:rFonts="맑은 고딕">
+          <w:rFonts w:ascii="맑은 고딕" w:hAnsi="맑은 고딕" w:eastAsia="맑은 고딕"/>
+          <w:b/>
+          <w:color w:val="1F2937"/>
+          <w:sz w:val="21"/>
+        </w:rPr>
+        <w:t xml:space="preserve">앨범명: </w:t>
+      </w:r>
       <w:r>
         <w:rPr w:rFonts="맑은 고딕">
           <w:rFonts w:ascii="맑은 고딕" w:hAnsi="맑은 고딕" w:eastAsia="맑은 고딕"/>
           <w:b w:val="0"/>
           <w:sz w:val="21"/>
         </w:rPr>
-        <w:t>이 곡은 강렬하게 요동치는 리듬 섹션과 감각적인 싱코페이션(당김음) 베이스라인, 그리고 세련된 신시사이저 사운드가 조화를 이루며 청자를 단숨에 사로잡습니다. 특히 랄프 트레스번트 특유의 감미롭고 부드러운 미성은 폭발적인 업템포 비트 위에서도 유연하게 흐르며, 곡의 제목처럼 도시적이고 세련된 ‘신사(Gentleman)’의 매력을 유감없이 발산합니다. 여기에 뉴 에디션의 동료이자 솔로로서 최고의 성가를 올리던 보비 브라운(Bobby Brown)이 피처링 피치(Rap)로 참여하여 트랙의 에너지와 완성도를 한층 더 끌어올렸습니다.</w:t>
+        <w:t>Stone Cold Gentleman</w:t>
       </w:r>
     </w:p>
     <w:p>
       <w:pPr>
-        <w:spacing w:line="312" w:lineRule="auto" w:after="120"/>
+        <w:spacing w:line="324" w:lineRule="auto" w:after="80"/>
       </w:pPr>
+      <w:r>
+        <w:rPr w:rFonts="맑은 고딕">
+          <w:rFonts w:ascii="맑은 고딕" w:hAnsi="맑은 고딕" w:eastAsia="맑은 고딕"/>
+          <w:b w:val="0"/>
+          <w:color w:val="6B7280"/>
+          <w:sz w:val="21"/>
+        </w:rPr>
+        <w:t xml:space="preserve">· </w:t>
+      </w:r>
+      <w:r>
+        <w:rPr w:rFonts="맑은 고딕">
+          <w:rFonts w:ascii="맑은 고딕" w:hAnsi="맑은 고딕" w:eastAsia="맑은 고딕"/>
+          <w:b/>
+          <w:color w:val="1F2937"/>
+          <w:sz w:val="21"/>
+        </w:rPr>
+        <w:t xml:space="preserve">아티스트: </w:t>
+      </w:r>
       <w:r>
         <w:rPr w:rFonts="맑은 고딕">
           <w:rFonts w:ascii="맑은 고딕" w:hAnsi="맑은 고딕" w:eastAsia="맑은 고딕"/>
           <w:b w:val="0"/>
           <w:sz w:val="21"/>
         </w:rPr>
-        <w:t>LP 판형으로 감상하는 〈Stone Cold Gentleman〉은 90년대 초반 아날로그 단말을 통해 분출되던 특유의 묵직한 드럼 타격감과 리드미컬한 질감을 가장 생생하게 전달합니다. 바이닐 특유의 따뜻하고 풍부한 음역대는 세련된 팝 R&amp;B의 세밀한 구조를 더욱 돋보이게 만들며, 음악적 유산으로서 뉴 잭 스윙 황금기의 찬란했던 열기를 선명하게 복원해 냅니다. 시대의 트렌드를 완벽히 흡수하여 자신만의 미학으로 승화시킨 랄프 트레스번트의 명석한 감각을 확인할 수 있는 필수 청취 음반입니다.</w:t>
+        <w:t>Ralph Tresvant (랄프 트레반트)</w:t>
+      </w:r>
+    </w:p>
+    <w:p>
+      <w:pPr>
+        <w:spacing w:line="324" w:lineRule="auto" w:after="80"/>
+      </w:pPr>
+      <w:r>
+        <w:rPr w:rFonts="맑은 고딕">
+          <w:rFonts w:ascii="맑은 고딕" w:hAnsi="맑은 고딕" w:eastAsia="맑은 고딕"/>
+          <w:b w:val="0"/>
+          <w:color w:val="6B7280"/>
+          <w:sz w:val="21"/>
+        </w:rPr>
+        <w:t xml:space="preserve">· </w:t>
+      </w:r>
+      <w:r>
+        <w:rPr w:rFonts="맑은 고딕">
+          <w:rFonts w:ascii="맑은 고딕" w:hAnsi="맑은 고딕" w:eastAsia="맑은 고딕"/>
+          <w:b/>
+          <w:color w:val="1F2937"/>
+          <w:sz w:val="21"/>
+        </w:rPr>
+        <w:t xml:space="preserve">발매 정보: </w:t>
+      </w:r>
+      <w:r>
+        <w:rPr w:rFonts="맑은 고딕">
+          <w:rFonts w:ascii="맑은 고딕" w:hAnsi="맑은 고딕" w:eastAsia="맑은 고딕"/>
+          <w:b w:val="0"/>
+          <w:sz w:val="21"/>
+        </w:rPr>
+        <w:t>1990년 말 유수의 명문 레이블 MCA 레코드를 통해 발표되었으며, 그룹의 그늘을 벗어나 온전한 독자성을 확보한 그의 솔로 데뷔 프로젝트이자 시대를 상징하는 핵심 12인치 싱글/앨범입니다.</w:t>
+      </w:r>
+    </w:p>
+    <w:p>
+      <w:pPr>
+        <w:spacing w:line="324" w:lineRule="auto" w:after="80"/>
+      </w:pPr>
+      <w:r>
+        <w:rPr w:rFonts="맑은 고딕">
+          <w:rFonts w:ascii="맑은 고딕" w:hAnsi="맑은 고딕" w:eastAsia="맑은 고딕"/>
+          <w:b w:val="0"/>
+          <w:color w:val="6B7280"/>
+          <w:sz w:val="21"/>
+        </w:rPr>
+        <w:t xml:space="preserve">· </w:t>
+      </w:r>
+      <w:r>
+        <w:rPr w:rFonts="맑은 고딕">
+          <w:rFonts w:ascii="맑은 고딕" w:hAnsi="맑은 고딕" w:eastAsia="맑은 고딕"/>
+          <w:b/>
+          <w:color w:val="1F2937"/>
+          <w:sz w:val="21"/>
+        </w:rPr>
+        <w:t xml:space="preserve">LP 인기도(판매량): </w:t>
+      </w:r>
+      <w:r>
+        <w:rPr w:rFonts="맑은 고딕">
+          <w:rFonts w:ascii="맑은 고딕" w:hAnsi="맑은 고딕" w:eastAsia="맑은 고딕"/>
+          <w:b w:val="0"/>
+          <w:sz w:val="21"/>
+        </w:rPr>
+        <w:t>발매 직후 빌보드 R&amp;B 싱글 차트 3위를 기록하고 핫 100 차트 상위권에 오르는 큰 성공을 거두었으며, 본작이 수록된 데뷔 정규 앨범은 빌보드 R&amp;B 앨범 차트 1위 및 미국 음반 산업 협회(RIAA) 플래티넘(100만 장 이상) 인증을 획득하였습니다.</w:t>
+      </w:r>
+    </w:p>
+    <w:p>
+      <w:pPr>
+        <w:spacing w:line="324" w:lineRule="auto" w:after="80"/>
+      </w:pPr>
+      <w:r>
+        <w:rPr w:rFonts="맑은 고딕">
+          <w:rFonts w:ascii="맑은 고딕" w:hAnsi="맑은 고딕" w:eastAsia="맑은 고딕"/>
+          <w:b w:val="0"/>
+          <w:color w:val="6B7280"/>
+          <w:sz w:val="21"/>
+        </w:rPr>
+        <w:t xml:space="preserve">· </w:t>
+      </w:r>
+      <w:r>
+        <w:rPr w:rFonts="맑은 고딕">
+          <w:rFonts w:ascii="맑은 고딕" w:hAnsi="맑은 고딕" w:eastAsia="맑은 고딕"/>
+          <w:b/>
+          <w:color w:val="1F2937"/>
+          <w:sz w:val="21"/>
+        </w:rPr>
+        <w:t xml:space="preserve">각종 수상경력: </w:t>
+      </w:r>
+      <w:r>
+        <w:rPr w:rFonts="맑은 고딕">
+          <w:rFonts w:ascii="맑은 고딕" w:hAnsi="맑은 고딕" w:eastAsia="맑은 고딕"/>
+          <w:b w:val="0"/>
+          <w:sz w:val="21"/>
+        </w:rPr>
+        <w:t>1991년 소울 트레인 뮤직 어워드(Soul Train Music Awards) 주요 부문 후보 지명 및 전미 어반 라디오 차트를 석권하며 90년대 초 뉴 잭 스윙 르네상스를 견인한 수작으로 확고한 공인을 받았습니다.</w:t>
+      </w:r>
+    </w:p>
+    <w:p>
+      <w:pPr>
+        <w:spacing w:line="324" w:lineRule="auto" w:before="200" w:after="80"/>
+      </w:pPr>
+      <w:r>
+        <w:rPr w:rFonts="맑은 고딕">
+          <w:rFonts w:ascii="맑은 고딕" w:hAnsi="맑은 고딕" w:eastAsia="맑은 고딕"/>
+          <w:b/>
+          <w:color w:val="1E3A8A"/>
+          <w:sz w:val="24"/>
+        </w:rPr>
+        <w:t>2. 아티스트 정보</w:t>
+      </w:r>
+    </w:p>
+    <w:p>
+      <w:pPr>
+        <w:spacing w:line="324" w:lineRule="auto" w:after="80"/>
+      </w:pPr>
+      <w:r>
+        <w:rPr w:rFonts="맑은 고딕">
+          <w:rFonts w:ascii="맑은 고딕" w:hAnsi="맑은 고딕" w:eastAsia="맑은 고딕"/>
+          <w:b w:val="0"/>
+          <w:color w:val="6B7280"/>
+          <w:sz w:val="21"/>
+        </w:rPr>
+        <w:t xml:space="preserve">· </w:t>
+      </w:r>
+      <w:r>
+        <w:rPr w:rFonts="맑은 고딕">
+          <w:rFonts w:ascii="맑은 고딕" w:hAnsi="맑은 고딕" w:eastAsia="맑은 고딕"/>
+          <w:b/>
+          <w:color w:val="1F2937"/>
+          <w:sz w:val="21"/>
+        </w:rPr>
+        <w:t xml:space="preserve">국적: </w:t>
+      </w:r>
+      <w:r>
+        <w:rPr w:rFonts="맑은 고딕">
+          <w:rFonts w:ascii="맑은 고딕" w:hAnsi="맑은 고딕" w:eastAsia="맑은 고딕"/>
+          <w:b w:val="0"/>
+          <w:sz w:val="21"/>
+        </w:rPr>
+        <w:t>미국</w:t>
+      </w:r>
+    </w:p>
+    <w:p>
+      <w:pPr>
+        <w:spacing w:line="324" w:lineRule="auto" w:after="80"/>
+      </w:pPr>
+      <w:r>
+        <w:rPr w:rFonts="맑은 고딕">
+          <w:rFonts w:ascii="맑은 고딕" w:hAnsi="맑은 고딕" w:eastAsia="맑은 고딕"/>
+          <w:b w:val="0"/>
+          <w:color w:val="6B7280"/>
+          <w:sz w:val="21"/>
+        </w:rPr>
+        <w:t xml:space="preserve">· </w:t>
+      </w:r>
+      <w:r>
+        <w:rPr w:rFonts="맑은 고딕">
+          <w:rFonts w:ascii="맑은 고딕" w:hAnsi="맑은 고딕" w:eastAsia="맑은 고딕"/>
+          <w:b/>
+          <w:color w:val="1F2937"/>
+          <w:sz w:val="21"/>
+        </w:rPr>
+        <w:t xml:space="preserve">생몰년도: </w:t>
+      </w:r>
+      <w:r>
+        <w:rPr w:rFonts="맑은 고딕">
+          <w:rFonts w:ascii="맑은 고딕" w:hAnsi="맑은 고딕" w:eastAsia="맑은 고딕"/>
+          <w:b w:val="0"/>
+          <w:sz w:val="21"/>
+        </w:rPr>
+        <w:t>1968년 5월 16일 ~ 현재</w:t>
+      </w:r>
+    </w:p>
+    <w:p>
+      <w:pPr>
+        <w:spacing w:line="324" w:lineRule="auto" w:after="80"/>
+      </w:pPr>
+      <w:r>
+        <w:rPr w:rFonts="맑은 고딕">
+          <w:rFonts w:ascii="맑은 고딕" w:hAnsi="맑은 고딕" w:eastAsia="맑은 고딕"/>
+          <w:b w:val="0"/>
+          <w:color w:val="6B7280"/>
+          <w:sz w:val="21"/>
+        </w:rPr>
+        <w:t xml:space="preserve">· </w:t>
+      </w:r>
+      <w:r>
+        <w:rPr w:rFonts="맑은 고딕">
+          <w:rFonts w:ascii="맑은 고딕" w:hAnsi="맑은 고딕" w:eastAsia="맑은 고딕"/>
+          <w:b/>
+          <w:color w:val="1F2937"/>
+          <w:sz w:val="21"/>
+        </w:rPr>
+        <w:t xml:space="preserve">그룹 소속: </w:t>
+      </w:r>
+      <w:r>
+        <w:rPr w:rFonts="맑은 고딕">
+          <w:rFonts w:ascii="맑은 고딕" w:hAnsi="맑은 고딕" w:eastAsia="맑은 고딕"/>
+          <w:b w:val="0"/>
+          <w:sz w:val="21"/>
+        </w:rPr>
+        <w:t>솔로 (그룹 New Edition 리드 보컬)</w:t>
+      </w:r>
+    </w:p>
+    <w:p>
+      <w:pPr>
+        <w:spacing w:line="324" w:lineRule="auto" w:after="80"/>
+      </w:pPr>
+      <w:r>
+        <w:rPr w:rFonts="맑은 고딕">
+          <w:rFonts w:ascii="맑은 고딕" w:hAnsi="맑은 고딕" w:eastAsia="맑은 고딕"/>
+          <w:b w:val="0"/>
+          <w:color w:val="6B7280"/>
+          <w:sz w:val="21"/>
+        </w:rPr>
+        <w:t xml:space="preserve">· </w:t>
+      </w:r>
+      <w:r>
+        <w:rPr w:rFonts="맑은 고딕">
+          <w:rFonts w:ascii="맑은 고딕" w:hAnsi="맑은 고딕" w:eastAsia="맑은 고딕"/>
+          <w:b/>
+          <w:color w:val="1F2937"/>
+          <w:sz w:val="21"/>
+        </w:rPr>
+        <w:t xml:space="preserve">아티스트 소개: </w:t>
+      </w:r>
+      <w:r>
+        <w:rPr w:rFonts="맑은 고딕">
+          <w:rFonts w:ascii="맑은 고딕" w:hAnsi="맑은 고딕" w:eastAsia="맑은 고딕"/>
+          <w:b w:val="0"/>
+          <w:sz w:val="21"/>
+        </w:rPr>
+        <w:t>랄프 트레반트는 현대 보이그룹 음악의 기틀을 마련한 뉴 에디션의 독보적인 메인 보컬리스트입니다. 가녀린 듯하면서도 짙은 소울의 깊이를 머금은 독창적인 음색으로 팝과 R&amp;B의 경계를 유려하게 넘나들며 대중음악사에 굵직한 족적을 남겼습니다.</w:t>
+      </w:r>
+    </w:p>
+    <w:p>
+      <w:pPr>
+        <w:spacing w:line="324" w:lineRule="auto" w:before="200" w:after="80"/>
+      </w:pPr>
+      <w:r>
+        <w:rPr w:rFonts="맑은 고딕">
+          <w:rFonts w:ascii="맑은 고딕" w:hAnsi="맑은 고딕" w:eastAsia="맑은 고딕"/>
+          <w:b/>
+          <w:color w:val="1E3A8A"/>
+          <w:sz w:val="24"/>
+        </w:rPr>
+        <w:t>3. 음반 상세 분석</w:t>
+      </w:r>
+    </w:p>
+    <w:p>
+      <w:pPr>
+        <w:spacing w:line="324" w:lineRule="auto" w:after="80"/>
+      </w:pPr>
+      <w:r>
+        <w:rPr w:rFonts="맑은 고딕">
+          <w:rFonts w:ascii="맑은 고딕" w:hAnsi="맑은 고딕" w:eastAsia="맑은 고딕"/>
+          <w:b w:val="0"/>
+          <w:color w:val="6B7280"/>
+          <w:sz w:val="21"/>
+        </w:rPr>
+        <w:t xml:space="preserve">· </w:t>
+      </w:r>
+      <w:r>
+        <w:rPr w:rFonts="맑은 고딕">
+          <w:rFonts w:ascii="맑은 고딕" w:hAnsi="맑은 고딕" w:eastAsia="맑은 고딕"/>
+          <w:b/>
+          <w:color w:val="1F2937"/>
+          <w:sz w:val="21"/>
+        </w:rPr>
+        <w:t xml:space="preserve">역사적 위치: </w:t>
+      </w:r>
+      <w:r>
+        <w:rPr w:rFonts="맑은 고딕">
+          <w:rFonts w:ascii="맑은 고딕" w:hAnsi="맑은 고딕" w:eastAsia="맑은 고딕"/>
+          <w:b w:val="0"/>
+          <w:sz w:val="21"/>
+        </w:rPr>
+        <w:t>테디 라일리와 지미 잼 &amp; 테리 루이스 등이 촉발한 '뉴 잭 스윙'의 정점에서 탄생한 앨범으로, 힙합의 타격감 넘치는 브레이크비트와 정통 소울 멜로디의 완벽한 결합을 성취했습니다. 특히 뉴 에디션의 동료 바비 브라운(Bobby Brown)과의 협업을 통해 음악적 긴장감과 폭발력을 더하며, 90년대 컨템포러리 알앤비 사운드의 정형을 완성한 이정표로 평가받습니다.</w:t>
+      </w:r>
+    </w:p>
+    <w:p>
+      <w:pPr>
+        <w:spacing w:line="324" w:lineRule="auto" w:after="80"/>
+      </w:pPr>
+      <w:r>
+        <w:rPr w:rFonts="맑은 고딕">
+          <w:rFonts w:ascii="맑은 고딕" w:hAnsi="맑은 고딕" w:eastAsia="맑은 고딕"/>
+          <w:b w:val="0"/>
+          <w:color w:val="6B7280"/>
+          <w:sz w:val="21"/>
+        </w:rPr>
+        <w:t xml:space="preserve">· </w:t>
+      </w:r>
+      <w:r>
+        <w:rPr w:rFonts="맑은 고딕">
+          <w:rFonts w:ascii="맑은 고딕" w:hAnsi="맑은 고딕" w:eastAsia="맑은 고딕"/>
+          <w:b/>
+          <w:color w:val="1F2937"/>
+          <w:sz w:val="21"/>
+        </w:rPr>
+        <w:t xml:space="preserve">시대의 흔적(스토리텔링): </w:t>
+      </w:r>
+      <w:r>
+        <w:rPr w:rFonts="맑은 고딕">
+          <w:rFonts w:ascii="맑은 고딕" w:hAnsi="맑은 고딕" w:eastAsia="맑은 고딕"/>
+          <w:b w:val="0"/>
+          <w:sz w:val="21"/>
+        </w:rPr>
+        <w:t>냉전의 종식과 함께 새로운 밀레니엄의 희망과 활기가 약동하던 1990년대 초의 도시적 낭만이 고스란히 담겨 있습니다. 화려한 네온사인 아래 자유와 사랑을 노래하던 당대 청춘들의 문화적 공기, 그리고 스트리트 댄스 플로어의 열기와 감각적인 패션 스타일이 선명한 음향의 잔상으로 아로새겨져 있습니다.</w:t>
+      </w:r>
+    </w:p>
+    <w:p>
+      <w:pPr>
+        <w:spacing w:line="324" w:lineRule="auto" w:before="200" w:after="80"/>
+      </w:pPr>
+      <w:r>
+        <w:rPr w:rFonts="맑은 고딕">
+          <w:rFonts w:ascii="맑은 고딕" w:hAnsi="맑은 고딕" w:eastAsia="맑은 고딕"/>
+          <w:b/>
+          <w:color w:val="1E3A8A"/>
+          <w:sz w:val="24"/>
+        </w:rPr>
+        <w:t>4. 주요 수록곡 및 감상 제언</w:t>
+      </w:r>
+    </w:p>
+    <w:p>
+      <w:pPr>
+        <w:spacing w:line="324" w:lineRule="auto" w:after="80"/>
+      </w:pPr>
+      <w:r>
+        <w:rPr w:rFonts="맑은 고딕">
+          <w:rFonts w:ascii="맑은 고딕" w:hAnsi="맑은 고딕" w:eastAsia="맑은 고딕"/>
+          <w:b w:val="0"/>
+          <w:color w:val="6B7280"/>
+          <w:sz w:val="21"/>
+        </w:rPr>
+        <w:t xml:space="preserve">· </w:t>
+      </w:r>
+      <w:r>
+        <w:rPr w:rFonts="맑은 고딕">
+          <w:rFonts w:ascii="맑은 고딕" w:hAnsi="맑은 고딕" w:eastAsia="맑은 고딕"/>
+          <w:b/>
+          <w:color w:val="1F2937"/>
+          <w:sz w:val="21"/>
+        </w:rPr>
+        <w:t xml:space="preserve">주요 수록곡 특징: </w:t>
+      </w:r>
+      <w:r>
+        <w:rPr w:rFonts="맑은 고딕">
+          <w:rFonts w:ascii="맑은 고딕" w:hAnsi="맑은 고딕" w:eastAsia="맑은 고딕"/>
+          <w:b w:val="0"/>
+          <w:sz w:val="21"/>
+        </w:rPr>
+        <w:t>표제작 'Stone Cold Gentleman'은 묵직하고 날렵한 드럼 머신 비트 위로 바비 브라운의 역동적인 랩과 랄프 트레반트의 유연한 보컬이 교차하며 폭발적인 시너지를 일으킵니다. 더불어 그의 서정적 보컬 미학이 절정에 달한 명발라드 'Sensitivity'와 우아한 선율미를 자랑하는 'Do What I Gotta Do'는 앨범의 품격을 한층 더 높여줍니다.</w:t>
+      </w:r>
+    </w:p>
+    <w:p>
+      <w:pPr>
+        <w:spacing w:line="324" w:lineRule="auto" w:after="80"/>
+      </w:pPr>
+      <w:r>
+        <w:rPr w:rFonts="맑은 고딕">
+          <w:rFonts w:ascii="맑은 고딕" w:hAnsi="맑은 고딕" w:eastAsia="맑은 고딕"/>
+          <w:b w:val="0"/>
+          <w:color w:val="6B7280"/>
+          <w:sz w:val="21"/>
+        </w:rPr>
+        <w:t xml:space="preserve">· </w:t>
+      </w:r>
+      <w:r>
+        <w:rPr w:rFonts="맑은 고딕">
+          <w:rFonts w:ascii="맑은 고딕" w:hAnsi="맑은 고딕" w:eastAsia="맑은 고딕"/>
+          <w:b/>
+          <w:color w:val="1F2937"/>
+          <w:sz w:val="21"/>
+        </w:rPr>
+        <w:t xml:space="preserve">빈티지 감상 제언: </w:t>
+      </w:r>
+      <w:r>
+        <w:rPr w:rFonts="맑은 고딕">
+          <w:rFonts w:ascii="맑은 고딕" w:hAnsi="맑은 고딕" w:eastAsia="맑은 고딕"/>
+          <w:b w:val="0"/>
+          <w:sz w:val="21"/>
+        </w:rPr>
+        <w:t>신시사이저의 탄력 넘치는 베이스라인과 묵직한 스네어 드럼이 주도하는 사운드인 만큼, 진공관 앰프의 풍성한 배음과 아날로그 턴테이블의 질감을 거칠 때 진가가 발휘됩니다. 디지털 음원에서는 경험하기 힘든 두터운 중저역의 펀치력과 카트리지를 타고 흐르는 온기 가득한 아날로그 그루브에 귀를 기울여 보시길 권합니다.</w:t>
+      </w:r>
+    </w:p>
+    <w:p>
+      <w:pPr>
+        <w:spacing w:line="324" w:lineRule="auto" w:after="80"/>
+      </w:pPr>
+      <w:r>
+        <w:rPr w:rFonts="맑은 고딕">
+          <w:rFonts w:ascii="맑은 고딕" w:hAnsi="맑은 고딕" w:eastAsia="맑은 고딕"/>
+          <w:b w:val="0"/>
+          <w:color w:val="6B7280"/>
+          <w:sz w:val="21"/>
+        </w:rPr>
+        <w:t xml:space="preserve">· </w:t>
+      </w:r>
+      <w:r>
+        <w:rPr w:rFonts="맑은 고딕">
+          <w:rFonts w:ascii="맑은 고딕" w:hAnsi="맑은 고딕" w:eastAsia="맑은 고딕"/>
+          <w:b/>
+          <w:color w:val="1F2937"/>
+          <w:sz w:val="21"/>
+        </w:rPr>
+        <w:t xml:space="preserve">소장 가치: </w:t>
+      </w:r>
+      <w:r>
+        <w:rPr w:rFonts="맑은 고딕">
+          <w:rFonts w:ascii="맑은 고딕" w:hAnsi="맑은 고딕" w:eastAsia="맑은 고딕"/>
+          <w:b w:val="0"/>
+          <w:sz w:val="21"/>
+        </w:rPr>
+        <w:t>뉴 에디션 멤버들의 수많은 솔로 활동 중에서도 상업성과 음악성을 두루 거머쥔 결정판이자, 90년대 초 LP 프레싱의 마지막 황금기를 대변하는 명반입니다. 오리지널 아날로그 바이닐만이 선사할 수 있는 역동적인 사운드 스테이지와 시대적 희소성을 동시에 지니고 있어 블랙 뮤직 애호가라면 필히 소장해야 할 가치가 충분합니다.</w:t>
+      </w:r>
+    </w:p>
+    <w:p>
+      <w:pPr>
+        <w:spacing w:line="324" w:lineRule="auto" w:after="120" w:before="160"/>
+      </w:pPr>
+      <w:r>
+        <w:rPr w:rFonts="맑은 고딕">
+          <w:rFonts w:ascii="맑은 고딕" w:hAnsi="맑은 고딕" w:eastAsia="맑은 고딕"/>
+          <w:b/>
+          <w:color w:val="4338CA"/>
+          <w:sz w:val="21"/>
+        </w:rPr>
+        <w:t>이 음반을 통해 1990년대 초 뉴 잭 스윙 황금기가 빚어낸 찬란한 리듬과 세련된 보컬이 전해주는 감동을 다시 한번 경험해 보시는 것은 어떨까요?</w:t>
       </w:r>
     </w:p>
     <w:sectPr>
       <w:pgSz w:w="12240" w:h="15840"/>
-      <w:pgMar w:top="1440" w:right="1440" w:bottom="1440" w:left="1440" w:header="720" w:footer="720" w:gutter="0"/>
+      <w:pgMar w:top="1152" w:right="1296" w:bottom="1152" w:left="1296" w:header="720" w:footer="720" w:gutter="0"/>
       <w:cols w:space="720"/>
       <w:docGrid w:linePitch="360"/>
     </w:sectPr>

--- a/word_reports/LP_0289_위치_247_Ralph Tresvant_Stone Cold.docx
+++ b/word_reports/LP_0289_위치_247_Ralph Tresvant_Stone Cold.docx
@@ -32,7 +32,7 @@
     </w:p>
     <w:p>
       <w:pPr>
-        <w:spacing w:line="324" w:lineRule="auto" w:before="80" w:after="160"/>
+        <w:spacing w:line="324" w:lineRule="auto" w:before="80" w:after="120"/>
       </w:pPr>
       <w:r>
         <w:rPr w:rFonts="맑은 고딕">
@@ -42,13 +42,6 @@
           <w:sz w:val="22"/>
         </w:rPr>
         <w:t xml:space="preserve">[음반 소개] </w:t>
-      </w:r>
-      <w:r>
-        <w:rPr w:rFonts="맑은 고딕">
-          <w:rFonts w:ascii="맑은 고딕" w:hAnsi="맑은 고딕" w:eastAsia="맑은 고딕"/>
-          <w:b w:val="0"/>
-          <w:sz w:val="21"/>
-        </w:rPr>
       </w:r>
     </w:p>
     <w:p>
@@ -61,7 +54,46 @@
           <w:b w:val="0"/>
           <w:sz w:val="21"/>
         </w:rPr>
-        <w:t>1980년대 보이밴드의 전설 '뉴 에디션(New Edition)'의 중심축이자 영원한 프런트맨인 랄프 트레반트가 독자적인 음악 세계를 활짝 열어젖힌 눈부신 비상의 기록입니다. 당대를 풍미한 뉴 잭 스윙(New Jack Swing)의 약동하는 비트 위에 그 특유의 감미롭고 실키(silky)한 미성을 유려하게 얹어내며 어반 흑인 음악의 세련미를 극한으로 끌어올렸습니다. 거친 거리의 에너지를 도회적인 우아함으로 승화시킨 이 작품은 세월이 흘러도 변치 않는 낭만과 아날로그 그루브의 진수를 격조 높게 증명하고 있습니다.</w:t>
+        <w:t>1980년대 팝 음악계의 기념비적인 보컬 그룹 뉴 에디션(New Edition)의 심장이자 매혹적인 리드 보컬이었던 랄프 트레반트(Ralph Tresvant)가 솔로 아티스트로서 완전한 음악적 자립을 선언하며 발표한 기념비적 역작입니다. 1990년대의 서막이 열리던 무렵, 대중음악계는 정통 R&amp;B의 우아한 서정과 힙합의 약동하는 스트리트 비트가 조우하며 ‘뉴 잭 스윙(New Jack Swing)’이라는 새로운 음악적 혁명을 맞이하고 있었습니다. 트레반트는 뉴 에디션 시절의 소년다운 풋풋함을 벗어던지고, 한층 성숙하고 농염한 보컬리스트이자 도시적 품격을 지닌 남성으로서 자신의 예술적 정체성을 이 음반에 아로새겼습니다.</w:t>
+      </w:r>
+    </w:p>
+    <w:p>
+      <w:pPr>
+        <w:spacing w:line="324" w:lineRule="auto" w:after="120"/>
+      </w:pPr>
+      <w:r>
+        <w:rPr w:rFonts="맑은 고딕">
+          <w:rFonts w:ascii="맑은 고딕" w:hAnsi="맑은 고딕" w:eastAsia="맑은 고딕"/>
+          <w:b w:val="0"/>
+          <w:sz w:val="21"/>
+        </w:rPr>
+        <w:t>타이틀 넘버인 ‘Stone Cold Gentleman’은 당대 음악 씬을 뒤흔들던 거친 펑크(Funk)의 에너지와 트레반트 특유의 비단결처럼 부드러운 보컬 프레이징이 완벽한 조화를 이루는 결정체입니다. 특히 오랜 음악적 동지이자 동시대 어번 팝의 황제였던 바비 브라운(Bobby Brown)의 감각적인 랩 피처링이 더해지며 곡에 거부할 수 없는 역동성을 부여합니다. 세련된 신시사이저 루프와 심장을 울리는 드럼 머신의 비트 위로 유영하는 그의 목소리는 차가운 콘크리트 도시의 네온사인 아래에서도 결코 흐트러지지 않는 신사의 기품과 낭만을 노래합니다.</w:t>
+      </w:r>
+    </w:p>
+    <w:p>
+      <w:pPr>
+        <w:spacing w:line="324" w:lineRule="auto" w:after="120"/>
+      </w:pPr>
+      <w:r>
+        <w:rPr w:rFonts="맑은 고딕">
+          <w:rFonts w:ascii="맑은 고딕" w:hAnsi="맑은 고딕" w:eastAsia="맑은 고딕"/>
+          <w:b w:val="0"/>
+          <w:sz w:val="21"/>
+        </w:rPr>
+        <w:t>이 작품이 던지는 예술적 메시지는 시대의 격변 속에서도 자신만의 스타일과 태도를 지켜내는 ‘절제된 열정’에 있습니다. 기계적으로 정교하게 재단된 디지털 리듬의 골격 속에 아날로그적인 소울의 숨결을 깊숙이 불어넣음으로써, 대중성과 음악적 완성도라는 두 마리 토끼를 완벽하게 포섭해 냈습니다. 랄프 트레반트는 이 음반을 통해 단순히 차트를 겨냥한 팝 싱글을 넘어, 90년대 흑인 대중음악이 나아가야 할 세련된 도시적 미학의 청사진을 제시했습니다.</w:t>
+      </w:r>
+    </w:p>
+    <w:p>
+      <w:pPr>
+        <w:spacing w:line="324" w:lineRule="auto" w:after="120"/>
+      </w:pPr>
+      <w:r>
+        <w:rPr w:rFonts="맑은 고딕">
+          <w:rFonts w:ascii="맑은 고딕" w:hAnsi="맑은 고딕" w:eastAsia="맑은 고딕"/>
+          <w:b w:val="0"/>
+          <w:sz w:val="21"/>
+        </w:rPr>
+        <w:t>오늘날 턴테이블의 회전 바늘을 통해 흘러나오는 이 음반은 그 시절 찬란했던 청춘의 공기와 낭만을 오롯이 되살려냅니다. 세월의 모진 풍화를 견뎌낸 묵직한 베이스 라인과 감미로운 멜로디의 켜는 아날로그 바이닐 특유의 깊은 잔향과 어우러져, 디지털 스트리밍 시대에는 결코 맛볼 수 없는 묵직한 전율과 따스한 서정적 감동을 선사합니다.</w:t>
       </w:r>
     </w:p>
     <w:p>
@@ -168,7 +200,7 @@
           <w:b w:val="0"/>
           <w:sz w:val="21"/>
         </w:rPr>
-        <w:t>1990년 말 유수의 명문 레이블 MCA 레코드를 통해 발표되었으며, 그룹의 그늘을 벗어나 온전한 독자성을 확보한 그의 솔로 데뷔 프로젝트이자 시대를 상징하는 핵심 12인치 싱글/앨범입니다.</w:t>
+        <w:t>1990년 유서 깊은 MCA 레코드를 통해 발매된 랄프 트레반트의 솔로 데뷔 프로젝트이자 시대를 풍미한 뉴 잭 스윙의 정수를 담은 핵심 싱글 음반입니다.</w:t>
       </w:r>
     </w:p>
     <w:p>
@@ -199,7 +231,7 @@
           <w:b w:val="0"/>
           <w:sz w:val="21"/>
         </w:rPr>
-        <w:t>발매 직후 빌보드 R&amp;B 싱글 차트 3위를 기록하고 핫 100 차트 상위권에 오르는 큰 성공을 거두었으며, 본작이 수록된 데뷔 정규 앨범은 빌보드 R&amp;B 앨범 차트 1위 및 미국 음반 산업 협회(RIAA) 플래티넘(100만 장 이상) 인증을 획득하였습니다.</w:t>
+        <w:t>발매 직후 미국 빌보드 R&amp;B/힙합 차트 3위를 기록하고 메인 핫 100 차트 상위권에 진입했으며, 수록 앨범이 플래티넘(100만 장 이상 판매)을 달성하는 데 결정적 견인차 역할을 한 대형 히트작입니다.</w:t>
       </w:r>
     </w:p>
     <w:p>
@@ -230,7 +262,7 @@
           <w:b w:val="0"/>
           <w:sz w:val="21"/>
         </w:rPr>
-        <w:t>1991년 소울 트레인 뮤직 어워드(Soul Train Music Awards) 주요 부문 후보 지명 및 전미 어반 라디오 차트를 석권하며 90년대 초 뉴 잭 스윙 르네상스를 견인한 수작으로 확고한 공인을 받았습니다.</w:t>
+        <w:t>1991년 빌보드 뮤직 어워드 및 소울 트레인 뮤직 어워드 주요 부문 후보에 오르며 상업적 흥행과 평단의 음악적 지지를 동시에 획득한 명작으로 공인받았습니다.</w:t>
       </w:r>
     </w:p>
     <w:p>
@@ -275,7 +307,7 @@
           <w:b w:val="0"/>
           <w:sz w:val="21"/>
         </w:rPr>
-        <w:t>미국</w:t>
+        <w:t>미국 (USA)</w:t>
       </w:r>
     </w:p>
     <w:p>
@@ -337,7 +369,7 @@
           <w:b w:val="0"/>
           <w:sz w:val="21"/>
         </w:rPr>
-        <w:t>솔로 (그룹 New Edition 리드 보컬)</w:t>
+        <w:t>솔로 (전설적인 R&amp;B 팝 그룹 New Edition의 메인 보컬)</w:t>
       </w:r>
     </w:p>
     <w:p>
@@ -368,7 +400,7 @@
           <w:b w:val="0"/>
           <w:sz w:val="21"/>
         </w:rPr>
-        <w:t>랄프 트레반트는 현대 보이그룹 음악의 기틀을 마련한 뉴 에디션의 독보적인 메인 보컬리스트입니다. 가녀린 듯하면서도 짙은 소울의 깊이를 머금은 독창적인 음색으로 팝과 R&amp;B의 경계를 유려하게 넘나들며 대중음악사에 굵직한 족적을 남겼습니다.</w:t>
+        <w:t>랄프 트레반트는 1980년대 현대 보이밴드 사운드의 원형을 확립한 뉴 에디션의 프런트맨으로, 부드러운 미성과 천부적인 리듬 감각을 지닌 보컬리스트입니다. 솔로 아티스트로서도 정통 소울의 서정과 컨템포러리 댄스 팝을 절묘하게 융합하며 90년대 어번 블랙 뮤직의 르네상스를 이끈 핵심 거장으로 평가받습니다.</w:t>
       </w:r>
     </w:p>
     <w:p>
@@ -413,7 +445,7 @@
           <w:b w:val="0"/>
           <w:sz w:val="21"/>
         </w:rPr>
-        <w:t>테디 라일리와 지미 잼 &amp; 테리 루이스 등이 촉발한 '뉴 잭 스윙'의 정점에서 탄생한 앨범으로, 힙합의 타격감 넘치는 브레이크비트와 정통 소울 멜로디의 완벽한 결합을 성취했습니다. 특히 뉴 에디션의 동료 바비 브라운(Bobby Brown)과의 협업을 통해 음악적 긴장감과 폭발력을 더하며, 90년대 컨템포러리 알앤비 사운드의 정형을 완성한 이정표로 평가받습니다.</w:t>
+        <w:t>1980년대 틴 팝과 포스트 디스코의 유산을 딛고, 1990년대 힙합 비트와 소울이 결합된 ‘뉴 잭 스윙’ 황금기로 진입하는 음악사적 전환점을 가장 세련되게 포착한 음반입니다.</w:t>
       </w:r>
     </w:p>
     <w:p>
@@ -444,7 +476,7 @@
           <w:b w:val="0"/>
           <w:sz w:val="21"/>
         </w:rPr>
-        <w:t>냉전의 종식과 함께 새로운 밀레니엄의 희망과 활기가 약동하던 1990년대 초의 도시적 낭만이 고스란히 담겨 있습니다. 화려한 네온사인 아래 자유와 사랑을 노래하던 당대 청춘들의 문화적 공기, 그리고 스트리트 댄스 플로어의 열기와 감각적인 패션 스타일이 선명한 음향의 잔상으로 아로새겨져 있습니다.</w:t>
+        <w:t>1990년대 초 뉴욕과 보스턴을 중심으로 태동한 흑인 청년들의 세련된 도시적 자부심(Black Excellence)과 클럽 문화의 활기, 그리고 밤거리의 낭만이 음반 전반에 고스란히 각인되어 있습니다.</w:t>
       </w:r>
     </w:p>
     <w:p>
@@ -489,7 +521,7 @@
           <w:b w:val="0"/>
           <w:sz w:val="21"/>
         </w:rPr>
-        <w:t>표제작 'Stone Cold Gentleman'은 묵직하고 날렵한 드럼 머신 비트 위로 바비 브라운의 역동적인 랩과 랄프 트레반트의 유연한 보컬이 교차하며 폭발적인 시너지를 일으킵니다. 더불어 그의 서정적 보컬 미학이 절정에 달한 명발라드 'Sensitivity'와 우아한 선율미를 자랑하는 'Do What I Gotta Do'는 앨범의 품격을 한층 더 높여줍니다.</w:t>
+        <w:t>타이틀 트랙 'Stone Cold Gentleman'은 단단하고 직관적인 스네어 타격감 위로 펼쳐지는 트레반트의 감미로운 멜로디와 바비 브라운의 날카로운 랩이 교차하는 마스터피스입니다. 함께 수록된 익스텐디드 클럽 믹스(Extended Club Mix) 및 인스트루멘털 트랙들은 원곡의 다이내믹한 펑크 그루브를 극대화하여 댄서블한 매력을 배가시킵니다.</w:t>
       </w:r>
     </w:p>
     <w:p>
@@ -520,7 +552,7 @@
           <w:b w:val="0"/>
           <w:sz w:val="21"/>
         </w:rPr>
-        <w:t>신시사이저의 탄력 넘치는 베이스라인과 묵직한 스네어 드럼이 주도하는 사운드인 만큼, 진공관 앰프의 풍성한 배음과 아날로그 턴테이블의 질감을 거칠 때 진가가 발휘됩니다. 디지털 음원에서는 경험하기 힘든 두터운 중저역의 펀치력과 카트리지를 타고 흐르는 온기 가득한 아날로그 그루브에 귀를 기울여 보시길 권합니다.</w:t>
+        <w:t>진공관 앰프의 온기 어린 증폭과 무거운 플래터의 회전을 통해 감상할 때, 808 드럼 머신의 묵직한 어택감과 트레반트의 보컬 하모니가 만들어내는 공간감이 비로소 입체적으로 피어납니다. 카트리지가 바이닐 소리골을 스치며 전하는 두툼한 저음역의 질감에 귀를 기울이는 것을 추천합니다.</w:t>
       </w:r>
     </w:p>
     <w:p>
@@ -551,7 +583,7 @@
           <w:b w:val="0"/>
           <w:sz w:val="21"/>
         </w:rPr>
-        <w:t>뉴 에디션 멤버들의 수많은 솔로 활동 중에서도 상업성과 음악성을 두루 거머쥔 결정판이자, 90년대 초 LP 프레싱의 마지막 황금기를 대변하는 명반입니다. 오리지널 아날로그 바이닐만이 선사할 수 있는 역동적인 사운드 스테이지와 시대적 희소성을 동시에 지니고 있어 블랙 뮤직 애호가라면 필히 소장해야 할 가치가 충분합니다.</w:t>
+        <w:t>뉴 잭 스윙의 태동기를 증명하는 12인치 맥시 싱글/LP 바이닐로서, 90년대 팝/R&amp;B 컬렉터뿐만 아니라 오리지널 블랙 뮤직 바이닐의 원형적 아날로그 사운드를 갈망하는 애호가들에게 대체 불가능한 소장 가치를 지닙니다.</w:t>
       </w:r>
     </w:p>
     <w:p>
@@ -565,7 +597,7 @@
           <w:color w:val="4338CA"/>
           <w:sz w:val="21"/>
         </w:rPr>
-        <w:t>이 음반을 통해 1990년대 초 뉴 잭 스윙 황금기가 빚어낸 찬란한 리듬과 세련된 보컬이 전해주는 감동을 다시 한번 경험해 보시는 것은 어떨까요?</w:t>
+        <w:t>이 음반을 통해 차가운 도시의 밤을 뜨겁고 우아하게 물들였던 아날로그 그루브가 전해주는 감동을 다시 한번 경험해 보시는 것은 어떨까요?</w:t>
       </w:r>
     </w:p>
     <w:sectPr>
